--- a/v2/backend/app/templates/poster_template.docx
+++ b/v2/backend/app/templates/poster_template.docx
@@ -53,6 +53,19 @@
     <w:p>
       <w:r>
         <w:t>{{ branch }}</w:t>
+      </w:r>
+    </w:p>
+    <w:p>
+      <w:r>
+        <w:rPr>
+          <w:b/>
+        </w:rPr>
+        <w:t>About the Organization / À propos de l'organisation:</w:t>
+      </w:r>
+    </w:p>
+    <w:p>
+      <w:r>
+        <w:t>{{ org_context }}</w:t>
       </w:r>
     </w:p>
     <w:p>
